--- a/otchet.docx
+++ b/otchet.docx
@@ -25,8 +25,21 @@
           <w:szCs w:val="24"/>
           <w:lang w:eastAsia="ru-RU"/>
         </w:rPr>
-        <w:t>Прогноз на test</w:t>
-      </w:r>
+        <w:t xml:space="preserve">Прогноз на </w:t>
+      </w:r>
+      <w:proofErr w:type="spellStart"/>
+      <w:r>
+        <w:rPr>
+          <w:rFonts w:ascii="Times New Roman" w:eastAsia="Times New Roman" w:hAnsi="Times New Roman" w:cs="Times New Roman"/>
+          <w:b/>
+          <w:bCs/>
+          <w:sz w:val="24"/>
+          <w:szCs w:val="24"/>
+          <w:lang w:eastAsia="ru-RU"/>
+        </w:rPr>
+        <w:t>test</w:t>
+      </w:r>
+      <w:proofErr w:type="spellEnd"/>
     </w:p>
     <w:p>
       <w:pPr>
@@ -49,19 +62,18 @@
           <w:szCs w:val="24"/>
           <w:lang w:eastAsia="ru-RU"/>
         </w:rPr>
-        <w:t xml:space="preserve">Приму 1036 из 2000. С ошибкой будет около </w:t>
-      </w:r>
-      <w:r>
-        <w:t xml:space="preserve">1036 </w:t>
-      </w:r>
-      <w:r>
-        <w:t>*</w:t>
-      </w:r>
-      <w:r>
-        <w:t xml:space="preserve"> 10/1550</w:t>
-      </w:r>
-      <w:r>
-        <w:t xml:space="preserve"> =  примерно 7 </w:t>
+        <w:t xml:space="preserve">Приму 1035 из 2000. С ошибкой будет около </w:t>
+      </w:r>
+      <w:r>
+        <w:t xml:space="preserve">1035 * 10/1550 </w:t>
+      </w:r>
+      <w:proofErr w:type="gramStart"/>
+      <w:r>
+        <w:t>=  примерно</w:t>
+      </w:r>
+      <w:proofErr w:type="gramEnd"/>
+      <w:r>
+        <w:t xml:space="preserve"> 7 </w:t>
       </w:r>
       <w:r>
         <w:rPr>
@@ -124,7 +136,27 @@
           <w:szCs w:val="24"/>
           <w:lang w:eastAsia="ru-RU"/>
         </w:rPr>
-        <w:t>. На train правило приняло 1550 документов, ошибок 10</w:t>
+        <w:t xml:space="preserve">. На </w:t>
+      </w:r>
+      <w:proofErr w:type="spellStart"/>
+      <w:r>
+        <w:rPr>
+          <w:rFonts w:ascii="Times New Roman" w:eastAsia="Times New Roman" w:hAnsi="Times New Roman" w:cs="Times New Roman"/>
+          <w:sz w:val="24"/>
+          <w:szCs w:val="24"/>
+          <w:lang w:eastAsia="ru-RU"/>
+        </w:rPr>
+        <w:t>train</w:t>
+      </w:r>
+      <w:proofErr w:type="spellEnd"/>
+      <w:r>
+        <w:rPr>
+          <w:rFonts w:ascii="Times New Roman" w:eastAsia="Times New Roman" w:hAnsi="Times New Roman" w:cs="Times New Roman"/>
+          <w:sz w:val="24"/>
+          <w:szCs w:val="24"/>
+          <w:lang w:eastAsia="ru-RU"/>
+        </w:rPr>
+        <w:t xml:space="preserve"> правило приняло 1550 документов, ошибок 10</w:t>
       </w:r>
       <w:r>
         <w:rPr>
@@ -377,7 +409,67 @@
           <w:szCs w:val="24"/>
           <w:lang w:eastAsia="ru-RU"/>
         </w:rPr>
-        <w:t xml:space="preserve"> минимальной уверенностью по буквам (web и mobile от 0.95, mobile_v2 от 0.9995). Порог ставлю на шаг сетки выше самой уверенной ошибки на train, запас проверял кросс-валидацией</w:t>
+        <w:t xml:space="preserve"> минимальной уверенностью по буквам (</w:t>
+      </w:r>
+      <w:proofErr w:type="spellStart"/>
+      <w:r>
+        <w:rPr>
+          <w:rFonts w:ascii="Times New Roman" w:eastAsia="Times New Roman" w:hAnsi="Times New Roman" w:cs="Times New Roman"/>
+          <w:sz w:val="24"/>
+          <w:szCs w:val="24"/>
+          <w:lang w:eastAsia="ru-RU"/>
+        </w:rPr>
+        <w:t>web</w:t>
+      </w:r>
+      <w:proofErr w:type="spellEnd"/>
+      <w:r>
+        <w:rPr>
+          <w:rFonts w:ascii="Times New Roman" w:eastAsia="Times New Roman" w:hAnsi="Times New Roman" w:cs="Times New Roman"/>
+          <w:sz w:val="24"/>
+          <w:szCs w:val="24"/>
+          <w:lang w:eastAsia="ru-RU"/>
+        </w:rPr>
+        <w:t xml:space="preserve"> и </w:t>
+      </w:r>
+      <w:proofErr w:type="spellStart"/>
+      <w:r>
+        <w:rPr>
+          <w:rFonts w:ascii="Times New Roman" w:eastAsia="Times New Roman" w:hAnsi="Times New Roman" w:cs="Times New Roman"/>
+          <w:sz w:val="24"/>
+          <w:szCs w:val="24"/>
+          <w:lang w:eastAsia="ru-RU"/>
+        </w:rPr>
+        <w:t>mobile</w:t>
+      </w:r>
+      <w:proofErr w:type="spellEnd"/>
+      <w:r>
+        <w:rPr>
+          <w:rFonts w:ascii="Times New Roman" w:eastAsia="Times New Roman" w:hAnsi="Times New Roman" w:cs="Times New Roman"/>
+          <w:sz w:val="24"/>
+          <w:szCs w:val="24"/>
+          <w:lang w:eastAsia="ru-RU"/>
+        </w:rPr>
+        <w:t xml:space="preserve"> от 0.95, mobile_v2 от 0.9995). Порог ставлю на шаг сетки выше самой уверенной ошибки на </w:t>
+      </w:r>
+      <w:proofErr w:type="spellStart"/>
+      <w:r>
+        <w:rPr>
+          <w:rFonts w:ascii="Times New Roman" w:eastAsia="Times New Roman" w:hAnsi="Times New Roman" w:cs="Times New Roman"/>
+          <w:sz w:val="24"/>
+          <w:szCs w:val="24"/>
+          <w:lang w:eastAsia="ru-RU"/>
+        </w:rPr>
+        <w:t>train</w:t>
+      </w:r>
+      <w:proofErr w:type="spellEnd"/>
+      <w:r>
+        <w:rPr>
+          <w:rFonts w:ascii="Times New Roman" w:eastAsia="Times New Roman" w:hAnsi="Times New Roman" w:cs="Times New Roman"/>
+          <w:sz w:val="24"/>
+          <w:szCs w:val="24"/>
+          <w:lang w:eastAsia="ru-RU"/>
+        </w:rPr>
+        <w:t>, запас проверял кросс-валидацией</w:t>
       </w:r>
       <w:r>
         <w:rPr>
@@ -413,16 +505,7 @@
           <w:szCs w:val="24"/>
           <w:lang w:eastAsia="ru-RU"/>
         </w:rPr>
-        <w:t>опечатки в органе правлю по словам из справочника, если подходит ровно один вариант. Исправленное поле считаю уверенным</w:t>
-      </w:r>
-      <w:r>
-        <w:rPr>
-          <w:rFonts w:ascii="Times New Roman" w:eastAsia="Times New Roman" w:hAnsi="Times New Roman" w:cs="Times New Roman"/>
-          <w:sz w:val="24"/>
-          <w:szCs w:val="24"/>
-          <w:lang w:eastAsia="ru-RU"/>
-        </w:rPr>
-        <w:t>.</w:t>
+        <w:t xml:space="preserve">опечатки в органе правлю по словам из справочника, если подходит ровно один вариант. </w:t>
       </w:r>
     </w:p>
     <w:p>
@@ -515,7 +598,27 @@
           <w:szCs w:val="24"/>
           <w:lang w:eastAsia="ru-RU"/>
         </w:rPr>
-        <w:t>В разметке train предположительно есть шум: одна буква заменена на похожую, например ЕВГЕНИЙ</w:t>
+        <w:t xml:space="preserve">В разметке </w:t>
+      </w:r>
+      <w:proofErr w:type="spellStart"/>
+      <w:r>
+        <w:rPr>
+          <w:rFonts w:ascii="Times New Roman" w:eastAsia="Times New Roman" w:hAnsi="Times New Roman" w:cs="Times New Roman"/>
+          <w:sz w:val="24"/>
+          <w:szCs w:val="24"/>
+          <w:lang w:eastAsia="ru-RU"/>
+        </w:rPr>
+        <w:t>train</w:t>
+      </w:r>
+      <w:proofErr w:type="spellEnd"/>
+      <w:r>
+        <w:rPr>
+          <w:rFonts w:ascii="Times New Roman" w:eastAsia="Times New Roman" w:hAnsi="Times New Roman" w:cs="Times New Roman"/>
+          <w:sz w:val="24"/>
+          <w:szCs w:val="24"/>
+          <w:lang w:eastAsia="ru-RU"/>
+        </w:rPr>
+        <w:t xml:space="preserve"> предположительно есть шум: одна буква заменена на похожую, например ЕВГЕНИЙ</w:t>
       </w:r>
       <w:r>
         <w:rPr>
@@ -641,7 +744,27 @@
           <w:szCs w:val="24"/>
           <w:lang w:eastAsia="ru-RU"/>
         </w:rPr>
-        <w:t>v2 переуверенный: ошибается с уверенностью до 0.9987. Поэтому порог у него выше.</w:t>
+        <w:t xml:space="preserve">v2 </w:t>
+      </w:r>
+      <w:proofErr w:type="spellStart"/>
+      <w:r>
+        <w:rPr>
+          <w:rFonts w:ascii="Times New Roman" w:eastAsia="Times New Roman" w:hAnsi="Times New Roman" w:cs="Times New Roman"/>
+          <w:sz w:val="24"/>
+          <w:szCs w:val="24"/>
+          <w:lang w:eastAsia="ru-RU"/>
+        </w:rPr>
+        <w:t>переуверенный</w:t>
+      </w:r>
+      <w:proofErr w:type="spellEnd"/>
+      <w:r>
+        <w:rPr>
+          <w:rFonts w:ascii="Times New Roman" w:eastAsia="Times New Roman" w:hAnsi="Times New Roman" w:cs="Times New Roman"/>
+          <w:sz w:val="24"/>
+          <w:szCs w:val="24"/>
+          <w:lang w:eastAsia="ru-RU"/>
+        </w:rPr>
+        <w:t>: ошибается с уверенностью до 0.9987. Поэтому порог у него выше.</w:t>
       </w:r>
     </w:p>
     <w:p>
@@ -668,7 +791,27 @@
           <w:szCs w:val="24"/>
           <w:lang w:eastAsia="ru-RU"/>
         </w:rPr>
-        <w:t>Добавьте проверку lost == 0</w:t>
+        <w:t xml:space="preserve">Добавьте проверку </w:t>
+      </w:r>
+      <w:proofErr w:type="spellStart"/>
+      <w:r>
+        <w:rPr>
+          <w:rFonts w:ascii="Times New Roman" w:eastAsia="Times New Roman" w:hAnsi="Times New Roman" w:cs="Times New Roman"/>
+          <w:sz w:val="24"/>
+          <w:szCs w:val="24"/>
+          <w:lang w:eastAsia="ru-RU"/>
+        </w:rPr>
+        <w:t>lost</w:t>
+      </w:r>
+      <w:proofErr w:type="spellEnd"/>
+      <w:r>
+        <w:rPr>
+          <w:rFonts w:ascii="Times New Roman" w:eastAsia="Times New Roman" w:hAnsi="Times New Roman" w:cs="Times New Roman"/>
+          <w:sz w:val="24"/>
+          <w:szCs w:val="24"/>
+          <w:lang w:eastAsia="ru-RU"/>
+        </w:rPr>
+        <w:t xml:space="preserve"> == 0</w:t>
       </w:r>
       <w:r>
         <w:rPr>
@@ -686,7 +829,27 @@
           <w:szCs w:val="24"/>
           <w:lang w:eastAsia="ru-RU"/>
         </w:rPr>
-        <w:t xml:space="preserve"> проверяет, что из многострочного поля не потерялась целая строка. На train у всех 73 документов с потерянной строкой есть ошибка, и 38 из них прошли бы порог уверенности.</w:t>
+        <w:t xml:space="preserve"> проверяет, что из многострочного поля не потерялась целая строка. На </w:t>
+      </w:r>
+      <w:proofErr w:type="spellStart"/>
+      <w:r>
+        <w:rPr>
+          <w:rFonts w:ascii="Times New Roman" w:eastAsia="Times New Roman" w:hAnsi="Times New Roman" w:cs="Times New Roman"/>
+          <w:sz w:val="24"/>
+          <w:szCs w:val="24"/>
+          <w:lang w:eastAsia="ru-RU"/>
+        </w:rPr>
+        <w:t>train</w:t>
+      </w:r>
+      <w:proofErr w:type="spellEnd"/>
+      <w:r>
+        <w:rPr>
+          <w:rFonts w:ascii="Times New Roman" w:eastAsia="Times New Roman" w:hAnsi="Times New Roman" w:cs="Times New Roman"/>
+          <w:sz w:val="24"/>
+          <w:szCs w:val="24"/>
+          <w:lang w:eastAsia="ru-RU"/>
+        </w:rPr>
+        <w:t xml:space="preserve"> у всех 73 документов с потерянной строкой есть ошибка, и 38 из них прошли бы порог уверенности.</w:t>
       </w:r>
     </w:p>
     <w:p>
@@ -713,7 +876,47 @@
           <w:szCs w:val="24"/>
           <w:lang w:eastAsia="ru-RU"/>
         </w:rPr>
-        <w:t>Tr_01665 выкинут из подбора порога шума. Это очень сильно завышает порог web, у неё cmin = 0.9962, у следующей 0.9277</w:t>
+        <w:t xml:space="preserve">Tr_01665 выкинут из подбора порога шума. Это очень сильно завышает порог </w:t>
+      </w:r>
+      <w:proofErr w:type="spellStart"/>
+      <w:r>
+        <w:rPr>
+          <w:rFonts w:ascii="Times New Roman" w:eastAsia="Times New Roman" w:hAnsi="Times New Roman" w:cs="Times New Roman"/>
+          <w:sz w:val="24"/>
+          <w:szCs w:val="24"/>
+          <w:lang w:eastAsia="ru-RU"/>
+        </w:rPr>
+        <w:t>web</w:t>
+      </w:r>
+      <w:proofErr w:type="spellEnd"/>
+      <w:r>
+        <w:rPr>
+          <w:rFonts w:ascii="Times New Roman" w:eastAsia="Times New Roman" w:hAnsi="Times New Roman" w:cs="Times New Roman"/>
+          <w:sz w:val="24"/>
+          <w:szCs w:val="24"/>
+          <w:lang w:eastAsia="ru-RU"/>
+        </w:rPr>
+        <w:t xml:space="preserve">, у неё </w:t>
+      </w:r>
+      <w:proofErr w:type="spellStart"/>
+      <w:r>
+        <w:rPr>
+          <w:rFonts w:ascii="Times New Roman" w:eastAsia="Times New Roman" w:hAnsi="Times New Roman" w:cs="Times New Roman"/>
+          <w:sz w:val="24"/>
+          <w:szCs w:val="24"/>
+          <w:lang w:eastAsia="ru-RU"/>
+        </w:rPr>
+        <w:t>cmin</w:t>
+      </w:r>
+      <w:proofErr w:type="spellEnd"/>
+      <w:r>
+        <w:rPr>
+          <w:rFonts w:ascii="Times New Roman" w:eastAsia="Times New Roman" w:hAnsi="Times New Roman" w:cs="Times New Roman"/>
+          <w:sz w:val="24"/>
+          <w:szCs w:val="24"/>
+          <w:lang w:eastAsia="ru-RU"/>
+        </w:rPr>
+        <w:t xml:space="preserve"> = 0.9962, у следующей 0.9277</w:t>
       </w:r>
     </w:p>
     <w:p>
@@ -733,14 +936,25 @@
           <w:lang w:eastAsia="ru-RU"/>
         </w:rPr>
       </w:pPr>
-      <w:r>
-        <w:rPr>
-          <w:rFonts w:ascii="Times New Roman" w:eastAsia="Times New Roman" w:hAnsi="Times New Roman" w:cs="Times New Roman"/>
-          <w:sz w:val="24"/>
-          <w:szCs w:val="24"/>
-          <w:lang w:eastAsia="ru-RU"/>
-        </w:rPr>
-        <w:t>Бустинг оказался хуже правила</w:t>
+      <w:proofErr w:type="spellStart"/>
+      <w:r>
+        <w:rPr>
+          <w:rFonts w:ascii="Times New Roman" w:eastAsia="Times New Roman" w:hAnsi="Times New Roman" w:cs="Times New Roman"/>
+          <w:sz w:val="24"/>
+          <w:szCs w:val="24"/>
+          <w:lang w:eastAsia="ru-RU"/>
+        </w:rPr>
+        <w:t>Бустинг</w:t>
+      </w:r>
+      <w:proofErr w:type="spellEnd"/>
+      <w:r>
+        <w:rPr>
+          <w:rFonts w:ascii="Times New Roman" w:eastAsia="Times New Roman" w:hAnsi="Times New Roman" w:cs="Times New Roman"/>
+          <w:sz w:val="24"/>
+          <w:szCs w:val="24"/>
+          <w:lang w:eastAsia="ru-RU"/>
+        </w:rPr>
+        <w:t xml:space="preserve"> оказался хуже правила</w:t>
       </w:r>
     </w:p>
     <w:p>
